--- a/NeoBank360_Doc.docx
+++ b/NeoBank360_Doc.docx
@@ -14,7 +14,7 @@
           <w:noProof/>
         </w:rPr>
         <w:drawing>
-          <wp:inline distT="0" distB="0" distL="0" distR="0" wp14:anchorId="4B1E7F8A" wp14:editId="5321EBF8">
+          <wp:inline distT="0" distB="0" distL="0" distR="0" wp14:anchorId="4B1E7F8A" wp14:editId="6F9603D6">
             <wp:extent cx="6645910" cy="3731260"/>
             <wp:effectExtent l="0" t="0" r="2540" b="2540"/>
             <wp:docPr id="668706714" name="Picture 1"/>
@@ -133,7 +133,7 @@
     <w:p>
       <w:r>
         <w:pict w14:anchorId="76EA288B">
-          <v:rect id="_x0000_i1063" style="width:0;height:1.5pt" o:hralign="center" o:hrstd="t" o:hr="t" fillcolor="#a0a0a0" stroked="f"/>
+          <v:rect id="_x0000_i1025" style="width:0;height:1.5pt" o:hralign="center" o:hrstd="t" o:hr="t" fillcolor="#a0a0a0" stroked="f"/>
         </w:pict>
       </w:r>
     </w:p>
@@ -170,7 +170,7 @@
     <w:p>
       <w:r>
         <w:pict w14:anchorId="10225668">
-          <v:rect id="_x0000_i1064" style="width:0;height:1.5pt" o:hralign="center" o:hrstd="t" o:hr="t" fillcolor="#a0a0a0" stroked="f"/>
+          <v:rect id="_x0000_i1026" style="width:0;height:1.5pt" o:hralign="center" o:hrstd="t" o:hr="t" fillcolor="#a0a0a0" stroked="f"/>
         </w:pict>
       </w:r>
     </w:p>
@@ -312,7 +312,7 @@
     <w:p>
       <w:r>
         <w:pict w14:anchorId="10599BA4">
-          <v:rect id="_x0000_i1065" style="width:0;height:1.5pt" o:hralign="center" o:hrstd="t" o:hr="t" fillcolor="#a0a0a0" stroked="f"/>
+          <v:rect id="_x0000_i1027" style="width:0;height:1.5pt" o:hralign="center" o:hrstd="t" o:hr="t" fillcolor="#a0a0a0" stroked="f"/>
         </w:pict>
       </w:r>
     </w:p>
@@ -461,7 +461,7 @@
     <w:p>
       <w:r>
         <w:pict w14:anchorId="58B49D78">
-          <v:rect id="_x0000_i1066" style="width:0;height:1.5pt" o:hralign="center" o:hrstd="t" o:hr="t" fillcolor="#a0a0a0" stroked="f"/>
+          <v:rect id="_x0000_i1028" style="width:0;height:1.5pt" o:hralign="center" o:hrstd="t" o:hr="t" fillcolor="#a0a0a0" stroked="f"/>
         </w:pict>
       </w:r>
     </w:p>
@@ -755,7 +755,7 @@
     <w:p>
       <w:r>
         <w:pict w14:anchorId="2409FBF5">
-          <v:rect id="_x0000_i1067" style="width:0;height:1.5pt" o:hralign="center" o:hrstd="t" o:hr="t" fillcolor="#a0a0a0" stroked="f"/>
+          <v:rect id="_x0000_i1029" style="width:0;height:1.5pt" o:hralign="center" o:hrstd="t" o:hr="t" fillcolor="#a0a0a0" stroked="f"/>
         </w:pict>
       </w:r>
     </w:p>
@@ -875,7 +875,7 @@
     <w:p>
       <w:r>
         <w:pict w14:anchorId="2E13A70B">
-          <v:rect id="_x0000_i1068" style="width:0;height:1.5pt" o:hralign="center" o:hrstd="t" o:hr="t" fillcolor="#a0a0a0" stroked="f"/>
+          <v:rect id="_x0000_i1030" style="width:0;height:1.5pt" o:hralign="center" o:hrstd="t" o:hr="t" fillcolor="#a0a0a0" stroked="f"/>
         </w:pict>
       </w:r>
     </w:p>
@@ -958,7 +958,7 @@
     <w:p>
       <w:r>
         <w:pict w14:anchorId="1D4D2428">
-          <v:rect id="_x0000_i1321" style="width:0;height:1.5pt" o:hralign="center" o:hrstd="t" o:hr="t" fillcolor="#a0a0a0" stroked="f"/>
+          <v:rect id="_x0000_i1031" style="width:0;height:1.5pt" o:hralign="center" o:hrstd="t" o:hr="t" fillcolor="#a0a0a0" stroked="f"/>
         </w:pict>
       </w:r>
     </w:p>
@@ -1371,7 +1371,7 @@
     <w:p>
       <w:r>
         <w:pict w14:anchorId="3370DCA3">
-          <v:rect id="_x0000_i1322" style="width:0;height:1.5pt" o:hralign="center" o:hrstd="t" o:hr="t" fillcolor="#a0a0a0" stroked="f"/>
+          <v:rect id="_x0000_i1032" style="width:0;height:1.5pt" o:hralign="center" o:hrstd="t" o:hr="t" fillcolor="#a0a0a0" stroked="f"/>
         </w:pict>
       </w:r>
     </w:p>
@@ -1448,7 +1448,7 @@
     <w:p>
       <w:r>
         <w:pict w14:anchorId="0BCD2558">
-          <v:rect id="_x0000_i1323" style="width:0;height:1.5pt" o:hralign="center" o:hrstd="t" o:hr="t" fillcolor="#a0a0a0" stroked="f"/>
+          <v:rect id="_x0000_i1033" style="width:0;height:1.5pt" o:hralign="center" o:hrstd="t" o:hr="t" fillcolor="#a0a0a0" stroked="f"/>
         </w:pict>
       </w:r>
     </w:p>
@@ -1704,7 +1704,7 @@
     <w:p>
       <w:r>
         <w:pict w14:anchorId="581E696C">
-          <v:rect id="_x0000_i1324" style="width:0;height:1.5pt" o:hralign="center" o:hrstd="t" o:hr="t" fillcolor="#a0a0a0" stroked="f"/>
+          <v:rect id="_x0000_i1034" style="width:0;height:1.5pt" o:hralign="center" o:hrstd="t" o:hr="t" fillcolor="#a0a0a0" stroked="f"/>
         </w:pict>
       </w:r>
     </w:p>
@@ -1841,7 +1841,7 @@
     <w:p>
       <w:r>
         <w:pict w14:anchorId="21BF46E0">
-          <v:rect id="_x0000_i1325" style="width:0;height:1.5pt" o:hralign="center" o:hrstd="t" o:hr="t" fillcolor="#a0a0a0" stroked="f"/>
+          <v:rect id="_x0000_i1035" style="width:0;height:1.5pt" o:hralign="center" o:hrstd="t" o:hr="t" fillcolor="#a0a0a0" stroked="f"/>
         </w:pict>
       </w:r>
     </w:p>
@@ -1892,7 +1892,7 @@
     <w:p>
       <w:r>
         <w:pict w14:anchorId="420ED5C4">
-          <v:rect id="_x0000_i1326" style="width:0;height:1.5pt" o:hralign="center" o:hrstd="t" o:hr="t" fillcolor="#a0a0a0" stroked="f"/>
+          <v:rect id="_x0000_i1036" style="width:0;height:1.5pt" o:hralign="center" o:hrstd="t" o:hr="t" fillcolor="#a0a0a0" stroked="f"/>
         </w:pict>
       </w:r>
     </w:p>
@@ -1943,7 +1943,7 @@
     <w:p>
       <w:r>
         <w:pict w14:anchorId="4E2BAA9A">
-          <v:rect id="_x0000_i1327" style="width:0;height:1.5pt" o:hralign="center" o:hrstd="t" o:hr="t" fillcolor="#a0a0a0" stroked="f"/>
+          <v:rect id="_x0000_i1037" style="width:0;height:1.5pt" o:hralign="center" o:hrstd="t" o:hr="t" fillcolor="#a0a0a0" stroked="f"/>
         </w:pict>
       </w:r>
     </w:p>
@@ -2005,7 +2005,7 @@
     <w:p>
       <w:r>
         <w:pict w14:anchorId="7C3CAD15">
-          <v:rect id="_x0000_i1328" style="width:0;height:1.5pt" o:hralign="center" o:hrstd="t" o:hr="t" fillcolor="#a0a0a0" stroked="f"/>
+          <v:rect id="_x0000_i1038" style="width:0;height:1.5pt" o:hralign="center" o:hrstd="t" o:hr="t" fillcolor="#a0a0a0" stroked="f"/>
         </w:pict>
       </w:r>
     </w:p>
@@ -2067,7 +2067,7 @@
     <w:p>
       <w:r>
         <w:pict w14:anchorId="3EC90859">
-          <v:rect id="_x0000_i1329" style="width:0;height:1.5pt" o:hralign="center" o:hrstd="t" o:hr="t" fillcolor="#a0a0a0" stroked="f"/>
+          <v:rect id="_x0000_i1039" style="width:0;height:1.5pt" o:hralign="center" o:hrstd="t" o:hr="t" fillcolor="#a0a0a0" stroked="f"/>
         </w:pict>
       </w:r>
     </w:p>
@@ -2119,7 +2119,7 @@
     <w:p>
       <w:r>
         <w:pict w14:anchorId="415212C7">
-          <v:rect id="_x0000_i1330" style="width:0;height:1.5pt" o:hralign="center" o:hrstd="t" o:hr="t" fillcolor="#a0a0a0" stroked="f"/>
+          <v:rect id="_x0000_i1040" style="width:0;height:1.5pt" o:hralign="center" o:hrstd="t" o:hr="t" fillcolor="#a0a0a0" stroked="f"/>
         </w:pict>
       </w:r>
     </w:p>
@@ -2170,7 +2170,7 @@
     <w:p>
       <w:r>
         <w:pict w14:anchorId="04A72AF9">
-          <v:rect id="_x0000_i1331" style="width:0;height:1.5pt" o:hralign="center" o:hrstd="t" o:hr="t" fillcolor="#a0a0a0" stroked="f"/>
+          <v:rect id="_x0000_i1041" style="width:0;height:1.5pt" o:hralign="center" o:hrstd="t" o:hr="t" fillcolor="#a0a0a0" stroked="f"/>
         </w:pict>
       </w:r>
     </w:p>
@@ -2232,7 +2232,7 @@
     <w:p>
       <w:r>
         <w:pict w14:anchorId="1C283B4C">
-          <v:rect id="_x0000_i1332" style="width:0;height:1.5pt" o:hralign="center" o:hrstd="t" o:hr="t" fillcolor="#a0a0a0" stroked="f"/>
+          <v:rect id="_x0000_i1042" style="width:0;height:1.5pt" o:hralign="center" o:hrstd="t" o:hr="t" fillcolor="#a0a0a0" stroked="f"/>
         </w:pict>
       </w:r>
     </w:p>
@@ -2283,7 +2283,7 @@
     <w:p>
       <w:r>
         <w:pict w14:anchorId="4E7785DC">
-          <v:rect id="_x0000_i1333" style="width:0;height:1.5pt" o:hralign="center" o:hrstd="t" o:hr="t" fillcolor="#a0a0a0" stroked="f"/>
+          <v:rect id="_x0000_i1043" style="width:0;height:1.5pt" o:hralign="center" o:hrstd="t" o:hr="t" fillcolor="#a0a0a0" stroked="f"/>
         </w:pict>
       </w:r>
     </w:p>
@@ -2345,7 +2345,7 @@
     <w:p>
       <w:r>
         <w:pict w14:anchorId="5A572C0D">
-          <v:rect id="_x0000_i1334" style="width:0;height:1.5pt" o:hralign="center" o:hrstd="t" o:hr="t" fillcolor="#a0a0a0" stroked="f"/>
+          <v:rect id="_x0000_i1044" style="width:0;height:1.5pt" o:hralign="center" o:hrstd="t" o:hr="t" fillcolor="#a0a0a0" stroked="f"/>
         </w:pict>
       </w:r>
     </w:p>
@@ -2385,7 +2385,7 @@
     <w:p>
       <w:r>
         <w:pict w14:anchorId="5D41D479">
-          <v:rect id="_x0000_i1335" style="width:0;height:1.5pt" o:hralign="center" o:hrstd="t" o:hr="t" fillcolor="#a0a0a0" stroked="f"/>
+          <v:rect id="_x0000_i1045" style="width:0;height:1.5pt" o:hralign="center" o:hrstd="t" o:hr="t" fillcolor="#a0a0a0" stroked="f"/>
         </w:pict>
       </w:r>
     </w:p>
@@ -2448,7 +2448,7 @@
     <w:p>
       <w:r>
         <w:pict w14:anchorId="4181196C">
-          <v:rect id="_x0000_i1336" style="width:0;height:1.5pt" o:hralign="center" o:hrstd="t" o:hr="t" fillcolor="#a0a0a0" stroked="f"/>
+          <v:rect id="_x0000_i1046" style="width:0;height:1.5pt" o:hralign="center" o:hrstd="t" o:hr="t" fillcolor="#a0a0a0" stroked="f"/>
         </w:pict>
       </w:r>
     </w:p>
@@ -2708,7 +2708,7 @@
     <w:p>
       <w:r>
         <w:pict w14:anchorId="10B91A8E">
-          <v:rect id="_x0000_i1337" style="width:0;height:1.5pt" o:hralign="center" o:hrstd="t" o:hr="t" fillcolor="#a0a0a0" stroked="f"/>
+          <v:rect id="_x0000_i1047" style="width:0;height:1.5pt" o:hralign="center" o:hrstd="t" o:hr="t" fillcolor="#a0a0a0" stroked="f"/>
         </w:pict>
       </w:r>
     </w:p>
@@ -2976,7 +2976,7 @@
     <w:p>
       <w:r>
         <w:pict w14:anchorId="283C76A7">
-          <v:rect id="_x0000_i1338" style="width:0;height:1.5pt" o:hralign="center" o:hrstd="t" o:hr="t" fillcolor="#a0a0a0" stroked="f"/>
+          <v:rect id="_x0000_i1048" style="width:0;height:1.5pt" o:hralign="center" o:hrstd="t" o:hr="t" fillcolor="#a0a0a0" stroked="f"/>
         </w:pict>
       </w:r>
     </w:p>
@@ -3064,7 +3064,7 @@
       <w:r>
         <w:lastRenderedPageBreak/>
         <w:pict w14:anchorId="32A0BFEF">
-          <v:rect id="_x0000_i1339" style="width:0;height:1.5pt" o:hralign="center" o:hrstd="t" o:hr="t" fillcolor="#a0a0a0" stroked="f"/>
+          <v:rect id="_x0000_i1049" style="width:0;height:1.5pt" o:hralign="center" o:hrstd="t" o:hr="t" fillcolor="#a0a0a0" stroked="f"/>
         </w:pict>
       </w:r>
     </w:p>
@@ -3211,7 +3211,7 @@
     <w:p>
       <w:r>
         <w:pict w14:anchorId="5BEFF071">
-          <v:rect id="_x0000_i1340" style="width:0;height:1.5pt" o:hralign="center" o:hrstd="t" o:hr="t" fillcolor="#a0a0a0" stroked="f"/>
+          <v:rect id="_x0000_i1050" style="width:0;height:1.5pt" o:hralign="center" o:hrstd="t" o:hr="t" fillcolor="#a0a0a0" stroked="f"/>
         </w:pict>
       </w:r>
     </w:p>
@@ -3324,7 +3324,7 @@
     <w:p>
       <w:r>
         <w:pict w14:anchorId="1EE7F6DE">
-          <v:rect id="_x0000_i1341" style="width:0;height:1.5pt" o:hralign="center" o:hrstd="t" o:hr="t" fillcolor="#a0a0a0" stroked="f"/>
+          <v:rect id="_x0000_i1051" style="width:0;height:1.5pt" o:hralign="center" o:hrstd="t" o:hr="t" fillcolor="#a0a0a0" stroked="f"/>
         </w:pict>
       </w:r>
     </w:p>
@@ -3418,7 +3418,7 @@
     <w:p>
       <w:r>
         <w:pict w14:anchorId="43F677FE">
-          <v:rect id="_x0000_i1342" style="width:0;height:1.5pt" o:hralign="center" o:hrstd="t" o:hr="t" fillcolor="#a0a0a0" stroked="f"/>
+          <v:rect id="_x0000_i1052" style="width:0;height:1.5pt" o:hralign="center" o:hrstd="t" o:hr="t" fillcolor="#a0a0a0" stroked="f"/>
         </w:pict>
       </w:r>
     </w:p>
@@ -3496,7 +3496,7 @@
     <w:p>
       <w:r>
         <w:pict w14:anchorId="616620D7">
-          <v:rect id="_x0000_i1343" style="width:0;height:1.5pt" o:hralign="center" o:hrstd="t" o:hr="t" fillcolor="#a0a0a0" stroked="f"/>
+          <v:rect id="_x0000_i1053" style="width:0;height:1.5pt" o:hralign="center" o:hrstd="t" o:hr="t" fillcolor="#a0a0a0" stroked="f"/>
         </w:pict>
       </w:r>
     </w:p>
@@ -3621,7 +3621,7 @@
     <w:p>
       <w:r>
         <w:pict w14:anchorId="2606C295">
-          <v:rect id="_x0000_i1344" style="width:0;height:1.5pt" o:hralign="center" o:hrstd="t" o:hr="t" fillcolor="#a0a0a0" stroked="f"/>
+          <v:rect id="_x0000_i1054" style="width:0;height:1.5pt" o:hralign="center" o:hrstd="t" o:hr="t" fillcolor="#a0a0a0" stroked="f"/>
         </w:pict>
       </w:r>
     </w:p>
@@ -3747,7 +3747,7 @@
     <w:p>
       <w:r>
         <w:pict w14:anchorId="6C6385E0">
-          <v:rect id="_x0000_i1345" style="width:0;height:1.5pt" o:hralign="center" o:hrstd="t" o:hr="t" fillcolor="#a0a0a0" stroked="f"/>
+          <v:rect id="_x0000_i1055" style="width:0;height:1.5pt" o:hralign="center" o:hrstd="t" o:hr="t" fillcolor="#a0a0a0" stroked="f"/>
         </w:pict>
       </w:r>
     </w:p>
@@ -3909,7 +3909,7 @@
     <w:p>
       <w:r>
         <w:pict w14:anchorId="4113C19C">
-          <v:rect id="_x0000_i1346" style="width:0;height:1.5pt" o:hralign="center" o:hrstd="t" o:hr="t" fillcolor="#a0a0a0" stroked="f"/>
+          <v:rect id="_x0000_i1056" style="width:0;height:1.5pt" o:hralign="center" o:hrstd="t" o:hr="t" fillcolor="#a0a0a0" stroked="f"/>
         </w:pict>
       </w:r>
     </w:p>
@@ -4066,7 +4066,7 @@
     <w:p>
       <w:r>
         <w:pict w14:anchorId="2DF7526B">
-          <v:rect id="_x0000_i1347" style="width:0;height:1.5pt" o:hralign="center" o:hrstd="t" o:hr="t" fillcolor="#a0a0a0" stroked="f"/>
+          <v:rect id="_x0000_i1057" style="width:0;height:1.5pt" o:hralign="center" o:hrstd="t" o:hr="t" fillcolor="#a0a0a0" stroked="f"/>
         </w:pict>
       </w:r>
     </w:p>
@@ -4197,7 +4197,7 @@
     <w:p>
       <w:r>
         <w:pict w14:anchorId="0421970F">
-          <v:rect id="_x0000_i1348" style="width:0;height:1.5pt" o:hralign="center" o:hrstd="t" o:hr="t" fillcolor="#a0a0a0" stroked="f"/>
+          <v:rect id="_x0000_i1058" style="width:0;height:1.5pt" o:hralign="center" o:hrstd="t" o:hr="t" fillcolor="#a0a0a0" stroked="f"/>
         </w:pict>
       </w:r>
     </w:p>
@@ -4354,7 +4354,7 @@
     <w:p>
       <w:r>
         <w:pict w14:anchorId="17ACD92B">
-          <v:rect id="_x0000_i1349" style="width:0;height:1.5pt" o:hralign="center" o:hrstd="t" o:hr="t" fillcolor="#a0a0a0" stroked="f"/>
+          <v:rect id="_x0000_i1059" style="width:0;height:1.5pt" o:hralign="center" o:hrstd="t" o:hr="t" fillcolor="#a0a0a0" stroked="f"/>
         </w:pict>
       </w:r>
     </w:p>
@@ -4466,7 +4466,7 @@
     <w:p>
       <w:r>
         <w:pict w14:anchorId="5D13FB5F">
-          <v:rect id="_x0000_i1350" style="width:0;height:1.5pt" o:hralign="center" o:hrstd="t" o:hr="t" fillcolor="#a0a0a0" stroked="f"/>
+          <v:rect id="_x0000_i1060" style="width:0;height:1.5pt" o:hralign="center" o:hrstd="t" o:hr="t" fillcolor="#a0a0a0" stroked="f"/>
         </w:pict>
       </w:r>
     </w:p>
@@ -4585,7 +4585,7 @@
     <w:p>
       <w:r>
         <w:pict w14:anchorId="629F408E">
-          <v:rect id="_x0000_i1351" style="width:0;height:1.5pt" o:hralign="center" o:hrstd="t" o:hr="t" fillcolor="#a0a0a0" stroked="f"/>
+          <v:rect id="_x0000_i1061" style="width:0;height:1.5pt" o:hralign="center" o:hrstd="t" o:hr="t" fillcolor="#a0a0a0" stroked="f"/>
         </w:pict>
       </w:r>
     </w:p>
@@ -4714,7 +4714,7 @@
     <w:p>
       <w:r>
         <w:pict w14:anchorId="127C67A6">
-          <v:rect id="_x0000_i1352" style="width:0;height:1.5pt" o:hralign="center" o:hrstd="t" o:hr="t" fillcolor="#a0a0a0" stroked="f"/>
+          <v:rect id="_x0000_i1062" style="width:0;height:1.5pt" o:hralign="center" o:hrstd="t" o:hr="t" fillcolor="#a0a0a0" stroked="f"/>
         </w:pict>
       </w:r>
     </w:p>
@@ -4841,7 +4841,7 @@
     <w:p>
       <w:r>
         <w:pict w14:anchorId="49A0F989">
-          <v:rect id="_x0000_i1353" style="width:0;height:1.5pt" o:hralign="center" o:hrstd="t" o:hr="t" fillcolor="#a0a0a0" stroked="f"/>
+          <v:rect id="_x0000_i1063" style="width:0;height:1.5pt" o:hralign="center" o:hrstd="t" o:hr="t" fillcolor="#a0a0a0" stroked="f"/>
         </w:pict>
       </w:r>
     </w:p>
@@ -5051,7 +5051,7 @@
     <w:p>
       <w:r>
         <w:pict w14:anchorId="3F91D962">
-          <v:rect id="_x0000_i1354" style="width:0;height:1.5pt" o:hralign="center" o:hrstd="t" o:hr="t" fillcolor="#a0a0a0" stroked="f"/>
+          <v:rect id="_x0000_i1064" style="width:0;height:1.5pt" o:hralign="center" o:hrstd="t" o:hr="t" fillcolor="#a0a0a0" stroked="f"/>
         </w:pict>
       </w:r>
     </w:p>
@@ -5164,7 +5164,7 @@
     <w:p>
       <w:r>
         <w:pict w14:anchorId="594D4B8F">
-          <v:rect id="_x0000_i1355" style="width:0;height:1.5pt" o:hralign="center" o:hrstd="t" o:hr="t" fillcolor="#a0a0a0" stroked="f"/>
+          <v:rect id="_x0000_i1065" style="width:0;height:1.5pt" o:hralign="center" o:hrstd="t" o:hr="t" fillcolor="#a0a0a0" stroked="f"/>
         </w:pict>
       </w:r>
     </w:p>
@@ -5255,7 +5255,7 @@
     <w:p>
       <w:r>
         <w:pict w14:anchorId="05588751">
-          <v:rect id="_x0000_i1356" style="width:0;height:1.5pt" o:hralign="center" o:hrstd="t" o:hr="t" fillcolor="#a0a0a0" stroked="f"/>
+          <v:rect id="_x0000_i1066" style="width:0;height:1.5pt" o:hralign="center" o:hrstd="t" o:hr="t" fillcolor="#a0a0a0" stroked="f"/>
         </w:pict>
       </w:r>
     </w:p>
@@ -5362,7 +5362,7 @@
     <w:p>
       <w:r>
         <w:pict w14:anchorId="304BE427">
-          <v:rect id="_x0000_i1357" style="width:0;height:1.5pt" o:hralign="center" o:hrstd="t" o:hr="t" fillcolor="#a0a0a0" stroked="f"/>
+          <v:rect id="_x0000_i1067" style="width:0;height:1.5pt" o:hralign="center" o:hrstd="t" o:hr="t" fillcolor="#a0a0a0" stroked="f"/>
         </w:pict>
       </w:r>
     </w:p>
@@ -5503,7 +5503,7 @@
     <w:p>
       <w:r>
         <w:pict w14:anchorId="6A7C68B5">
-          <v:rect id="_x0000_i1358" style="width:0;height:1.5pt" o:hralign="center" o:hrstd="t" o:hr="t" fillcolor="#a0a0a0" stroked="f"/>
+          <v:rect id="_x0000_i1068" style="width:0;height:1.5pt" o:hralign="center" o:hrstd="t" o:hr="t" fillcolor="#a0a0a0" stroked="f"/>
         </w:pict>
       </w:r>
     </w:p>
@@ -5601,7 +5601,7 @@
     <w:p>
       <w:r>
         <w:pict w14:anchorId="41C9DEF7">
-          <v:rect id="_x0000_i1359" style="width:0;height:1.5pt" o:hralign="center" o:hrstd="t" o:hr="t" fillcolor="#a0a0a0" stroked="f"/>
+          <v:rect id="_x0000_i1069" style="width:0;height:1.5pt" o:hralign="center" o:hrstd="t" o:hr="t" fillcolor="#a0a0a0" stroked="f"/>
         </w:pict>
       </w:r>
     </w:p>
@@ -5688,7 +5688,7 @@
     <w:p>
       <w:r>
         <w:pict w14:anchorId="787B8331">
-          <v:rect id="_x0000_i1360" style="width:0;height:1.5pt" o:hralign="center" o:hrstd="t" o:hr="t" fillcolor="#a0a0a0" stroked="f"/>
+          <v:rect id="_x0000_i1070" style="width:0;height:1.5pt" o:hralign="center" o:hrstd="t" o:hr="t" fillcolor="#a0a0a0" stroked="f"/>
         </w:pict>
       </w:r>
     </w:p>
@@ -5803,7 +5803,7 @@
     <w:p>
       <w:r>
         <w:pict w14:anchorId="3564EA5C">
-          <v:rect id="_x0000_i1361" style="width:0;height:1.5pt" o:hralign="center" o:hrstd="t" o:hr="t" fillcolor="#a0a0a0" stroked="f"/>
+          <v:rect id="_x0000_i1071" style="width:0;height:1.5pt" o:hralign="center" o:hrstd="t" o:hr="t" fillcolor="#a0a0a0" stroked="f"/>
         </w:pict>
       </w:r>
     </w:p>
@@ -6045,7 +6045,7 @@
     <w:p>
       <w:r>
         <w:pict w14:anchorId="560A232E">
-          <v:rect id="_x0000_i1697" style="width:0;height:1.5pt" o:hralign="center" o:hrstd="t" o:hr="t" fillcolor="#a0a0a0" stroked="f"/>
+          <v:rect id="_x0000_i1072" style="width:0;height:1.5pt" o:hralign="center" o:hrstd="t" o:hr="t" fillcolor="#a0a0a0" stroked="f"/>
         </w:pict>
       </w:r>
     </w:p>
@@ -6456,7 +6456,7 @@
     <w:p>
       <w:r>
         <w:pict w14:anchorId="5DF485A8">
-          <v:rect id="_x0000_i1698" style="width:0;height:1.5pt" o:hralign="center" o:hrstd="t" o:hr="t" fillcolor="#a0a0a0" stroked="f"/>
+          <v:rect id="_x0000_i1073" style="width:0;height:1.5pt" o:hralign="center" o:hrstd="t" o:hr="t" fillcolor="#a0a0a0" stroked="f"/>
         </w:pict>
       </w:r>
     </w:p>
@@ -6604,7 +6604,7 @@
     <w:p>
       <w:r>
         <w:pict w14:anchorId="08B87818">
-          <v:rect id="_x0000_i1699" style="width:0;height:1.5pt" o:hralign="center" o:hrstd="t" o:hr="t" fillcolor="#a0a0a0" stroked="f"/>
+          <v:rect id="_x0000_i1074" style="width:0;height:1.5pt" o:hralign="center" o:hrstd="t" o:hr="t" fillcolor="#a0a0a0" stroked="f"/>
         </w:pict>
       </w:r>
     </w:p>
@@ -6909,7 +6909,7 @@
     <w:p>
       <w:r>
         <w:pict w14:anchorId="27E3E013">
-          <v:rect id="_x0000_i1700" style="width:0;height:1.5pt" o:hralign="center" o:hrstd="t" o:hr="t" fillcolor="#a0a0a0" stroked="f"/>
+          <v:rect id="_x0000_i1075" style="width:0;height:1.5pt" o:hralign="center" o:hrstd="t" o:hr="t" fillcolor="#a0a0a0" stroked="f"/>
         </w:pict>
       </w:r>
     </w:p>
@@ -7147,7 +7147,7 @@
     <w:p>
       <w:r>
         <w:pict w14:anchorId="6C180AF2">
-          <v:rect id="_x0000_i1701" style="width:0;height:1.5pt" o:hralign="center" o:hrstd="t" o:hr="t" fillcolor="#a0a0a0" stroked="f"/>
+          <v:rect id="_x0000_i1076" style="width:0;height:1.5pt" o:hralign="center" o:hrstd="t" o:hr="t" fillcolor="#a0a0a0" stroked="f"/>
         </w:pict>
       </w:r>
     </w:p>
@@ -7277,7 +7277,7 @@
     <w:p>
       <w:r>
         <w:pict w14:anchorId="7168E224">
-          <v:rect id="_x0000_i1702" style="width:0;height:1.5pt" o:hralign="center" o:hrstd="t" o:hr="t" fillcolor="#a0a0a0" stroked="f"/>
+          <v:rect id="_x0000_i1077" style="width:0;height:1.5pt" o:hralign="center" o:hrstd="t" o:hr="t" fillcolor="#a0a0a0" stroked="f"/>
         </w:pict>
       </w:r>
     </w:p>
@@ -7310,7 +7310,7 @@
     <w:p>
       <w:r>
         <w:pict w14:anchorId="5FB88593">
-          <v:rect id="_x0000_i1703" style="width:0;height:1.5pt" o:hralign="center" o:hrstd="t" o:hr="t" fillcolor="#a0a0a0" stroked="f"/>
+          <v:rect id="_x0000_i1078" style="width:0;height:1.5pt" o:hralign="center" o:hrstd="t" o:hr="t" fillcolor="#a0a0a0" stroked="f"/>
         </w:pict>
       </w:r>
     </w:p>
@@ -7440,7 +7440,7 @@
     <w:p>
       <w:r>
         <w:pict w14:anchorId="44E9340A">
-          <v:rect id="_x0000_i1704" style="width:0;height:1.5pt" o:hralign="center" o:hrstd="t" o:hr="t" fillcolor="#a0a0a0" stroked="f"/>
+          <v:rect id="_x0000_i1079" style="width:0;height:1.5pt" o:hralign="center" o:hrstd="t" o:hr="t" fillcolor="#a0a0a0" stroked="f"/>
         </w:pict>
       </w:r>
     </w:p>
@@ -7472,7 +7472,7 @@
     <w:p>
       <w:r>
         <w:pict w14:anchorId="417E4317">
-          <v:rect id="_x0000_i1705" style="width:0;height:1.5pt" o:hralign="center" o:hrstd="t" o:hr="t" fillcolor="#a0a0a0" stroked="f"/>
+          <v:rect id="_x0000_i1080" style="width:0;height:1.5pt" o:hralign="center" o:hrstd="t" o:hr="t" fillcolor="#a0a0a0" stroked="f"/>
         </w:pict>
       </w:r>
     </w:p>
@@ -7626,7 +7626,7 @@
     <w:p>
       <w:r>
         <w:pict w14:anchorId="23E0B2EE">
-          <v:rect id="_x0000_i1706" style="width:0;height:1.5pt" o:hralign="center" o:hrstd="t" o:hr="t" fillcolor="#a0a0a0" stroked="f"/>
+          <v:rect id="_x0000_i1081" style="width:0;height:1.5pt" o:hralign="center" o:hrstd="t" o:hr="t" fillcolor="#a0a0a0" stroked="f"/>
         </w:pict>
       </w:r>
     </w:p>
@@ -7658,7 +7658,7 @@
     <w:p>
       <w:r>
         <w:pict w14:anchorId="7E3D2BAD">
-          <v:rect id="_x0000_i1707" style="width:0;height:1.5pt" o:hralign="center" o:hrstd="t" o:hr="t" fillcolor="#a0a0a0" stroked="f"/>
+          <v:rect id="_x0000_i1082" style="width:0;height:1.5pt" o:hralign="center" o:hrstd="t" o:hr="t" fillcolor="#a0a0a0" stroked="f"/>
         </w:pict>
       </w:r>
     </w:p>
@@ -7799,7 +7799,7 @@
     <w:p>
       <w:r>
         <w:pict w14:anchorId="0BC1762D">
-          <v:rect id="_x0000_i1708" style="width:0;height:1.5pt" o:hralign="center" o:hrstd="t" o:hr="t" fillcolor="#a0a0a0" stroked="f"/>
+          <v:rect id="_x0000_i1083" style="width:0;height:1.5pt" o:hralign="center" o:hrstd="t" o:hr="t" fillcolor="#a0a0a0" stroked="f"/>
         </w:pict>
       </w:r>
     </w:p>
@@ -7831,7 +7831,7 @@
     <w:p>
       <w:r>
         <w:pict w14:anchorId="17DF463C">
-          <v:rect id="_x0000_i1709" style="width:0;height:1.5pt" o:hralign="center" o:hrstd="t" o:hr="t" fillcolor="#a0a0a0" stroked="f"/>
+          <v:rect id="_x0000_i1084" style="width:0;height:1.5pt" o:hralign="center" o:hrstd="t" o:hr="t" fillcolor="#a0a0a0" stroked="f"/>
         </w:pict>
       </w:r>
     </w:p>
@@ -7955,7 +7955,7 @@
     <w:p>
       <w:r>
         <w:pict w14:anchorId="6B9633E0">
-          <v:rect id="_x0000_i1710" style="width:0;height:1.5pt" o:hralign="center" o:hrstd="t" o:hr="t" fillcolor="#a0a0a0" stroked="f"/>
+          <v:rect id="_x0000_i1085" style="width:0;height:1.5pt" o:hralign="center" o:hrstd="t" o:hr="t" fillcolor="#a0a0a0" stroked="f"/>
         </w:pict>
       </w:r>
     </w:p>
@@ -7987,7 +7987,7 @@
     <w:p>
       <w:r>
         <w:pict w14:anchorId="7C510E89">
-          <v:rect id="_x0000_i1711" style="width:0;height:1.5pt" o:hralign="center" o:hrstd="t" o:hr="t" fillcolor="#a0a0a0" stroked="f"/>
+          <v:rect id="_x0000_i1086" style="width:0;height:1.5pt" o:hralign="center" o:hrstd="t" o:hr="t" fillcolor="#a0a0a0" stroked="f"/>
         </w:pict>
       </w:r>
     </w:p>
@@ -8118,7 +8118,7 @@
     <w:p>
       <w:r>
         <w:pict w14:anchorId="4CA788D7">
-          <v:rect id="_x0000_i1712" style="width:0;height:1.5pt" o:hralign="center" o:hrstd="t" o:hr="t" fillcolor="#a0a0a0" stroked="f"/>
+          <v:rect id="_x0000_i1087" style="width:0;height:1.5pt" o:hralign="center" o:hrstd="t" o:hr="t" fillcolor="#a0a0a0" stroked="f"/>
         </w:pict>
       </w:r>
     </w:p>
@@ -8150,7 +8150,7 @@
     <w:p>
       <w:r>
         <w:pict w14:anchorId="52398FAC">
-          <v:rect id="_x0000_i1713" style="width:0;height:1.5pt" o:hralign="center" o:hrstd="t" o:hr="t" fillcolor="#a0a0a0" stroked="f"/>
+          <v:rect id="_x0000_i1088" style="width:0;height:1.5pt" o:hralign="center" o:hrstd="t" o:hr="t" fillcolor="#a0a0a0" stroked="f"/>
         </w:pict>
       </w:r>
     </w:p>
@@ -8302,7 +8302,7 @@
     <w:p>
       <w:r>
         <w:pict w14:anchorId="0549A516">
-          <v:rect id="_x0000_i1714" style="width:0;height:1.5pt" o:hralign="center" o:hrstd="t" o:hr="t" fillcolor="#a0a0a0" stroked="f"/>
+          <v:rect id="_x0000_i1089" style="width:0;height:1.5pt" o:hralign="center" o:hrstd="t" o:hr="t" fillcolor="#a0a0a0" stroked="f"/>
         </w:pict>
       </w:r>
     </w:p>
@@ -8334,7 +8334,7 @@
     <w:p>
       <w:r>
         <w:pict w14:anchorId="754EEA2C">
-          <v:rect id="_x0000_i1715" style="width:0;height:1.5pt" o:hralign="center" o:hrstd="t" o:hr="t" fillcolor="#a0a0a0" stroked="f"/>
+          <v:rect id="_x0000_i1090" style="width:0;height:1.5pt" o:hralign="center" o:hrstd="t" o:hr="t" fillcolor="#a0a0a0" stroked="f"/>
         </w:pict>
       </w:r>
     </w:p>
@@ -8481,7 +8481,7 @@
     <w:p>
       <w:r>
         <w:pict w14:anchorId="6F7A8820">
-          <v:rect id="_x0000_i1716" style="width:0;height:1.5pt" o:hralign="center" o:hrstd="t" o:hr="t" fillcolor="#a0a0a0" stroked="f"/>
+          <v:rect id="_x0000_i1091" style="width:0;height:1.5pt" o:hralign="center" o:hrstd="t" o:hr="t" fillcolor="#a0a0a0" stroked="f"/>
         </w:pict>
       </w:r>
     </w:p>
@@ -8513,7 +8513,7 @@
     <w:p>
       <w:r>
         <w:pict w14:anchorId="4AC5346D">
-          <v:rect id="_x0000_i1717" style="width:0;height:1.5pt" o:hralign="center" o:hrstd="t" o:hr="t" fillcolor="#a0a0a0" stroked="f"/>
+          <v:rect id="_x0000_i1092" style="width:0;height:1.5pt" o:hralign="center" o:hrstd="t" o:hr="t" fillcolor="#a0a0a0" stroked="f"/>
         </w:pict>
       </w:r>
     </w:p>
@@ -8665,7 +8665,7 @@
     <w:p>
       <w:r>
         <w:pict w14:anchorId="0A791CBB">
-          <v:rect id="_x0000_i1718" style="width:0;height:1.5pt" o:hralign="center" o:hrstd="t" o:hr="t" fillcolor="#a0a0a0" stroked="f"/>
+          <v:rect id="_x0000_i1093" style="width:0;height:1.5pt" o:hralign="center" o:hrstd="t" o:hr="t" fillcolor="#a0a0a0" stroked="f"/>
         </w:pict>
       </w:r>
     </w:p>
@@ -8697,7 +8697,7 @@
     <w:p>
       <w:r>
         <w:pict w14:anchorId="634FF152">
-          <v:rect id="_x0000_i1719" style="width:0;height:1.5pt" o:hralign="center" o:hrstd="t" o:hr="t" fillcolor="#a0a0a0" stroked="f"/>
+          <v:rect id="_x0000_i1094" style="width:0;height:1.5pt" o:hralign="center" o:hrstd="t" o:hr="t" fillcolor="#a0a0a0" stroked="f"/>
         </w:pict>
       </w:r>
     </w:p>
@@ -8806,7 +8806,7 @@
     <w:p>
       <w:r>
         <w:pict w14:anchorId="0CE9CA42">
-          <v:rect id="_x0000_i1720" style="width:0;height:1.5pt" o:hralign="center" o:hrstd="t" o:hr="t" fillcolor="#a0a0a0" stroked="f"/>
+          <v:rect id="_x0000_i1095" style="width:0;height:1.5pt" o:hralign="center" o:hrstd="t" o:hr="t" fillcolor="#a0a0a0" stroked="f"/>
         </w:pict>
       </w:r>
     </w:p>
@@ -8838,7 +8838,7 @@
     <w:p>
       <w:r>
         <w:pict w14:anchorId="0000F5EF">
-          <v:rect id="_x0000_i1721" style="width:0;height:1.5pt" o:hralign="center" o:hrstd="t" o:hr="t" fillcolor="#a0a0a0" stroked="f"/>
+          <v:rect id="_x0000_i1096" style="width:0;height:1.5pt" o:hralign="center" o:hrstd="t" o:hr="t" fillcolor="#a0a0a0" stroked="f"/>
         </w:pict>
       </w:r>
     </w:p>
@@ -8957,7 +8957,7 @@
     <w:p>
       <w:r>
         <w:pict w14:anchorId="3FE78EE4">
-          <v:rect id="_x0000_i1722" style="width:0;height:1.5pt" o:hralign="center" o:hrstd="t" o:hr="t" fillcolor="#a0a0a0" stroked="f"/>
+          <v:rect id="_x0000_i1097" style="width:0;height:1.5pt" o:hralign="center" o:hrstd="t" o:hr="t" fillcolor="#a0a0a0" stroked="f"/>
         </w:pict>
       </w:r>
     </w:p>
@@ -8989,7 +8989,7 @@
     <w:p>
       <w:r>
         <w:pict w14:anchorId="31619C18">
-          <v:rect id="_x0000_i1723" style="width:0;height:1.5pt" o:hralign="center" o:hrstd="t" o:hr="t" fillcolor="#a0a0a0" stroked="f"/>
+          <v:rect id="_x0000_i1098" style="width:0;height:1.5pt" o:hralign="center" o:hrstd="t" o:hr="t" fillcolor="#a0a0a0" stroked="f"/>
         </w:pict>
       </w:r>
     </w:p>
@@ -9124,7 +9124,7 @@
     <w:p>
       <w:r>
         <w:pict w14:anchorId="08AE0F20">
-          <v:rect id="_x0000_i1724" style="width:0;height:1.5pt" o:hralign="center" o:hrstd="t" o:hr="t" fillcolor="#a0a0a0" stroked="f"/>
+          <v:rect id="_x0000_i1099" style="width:0;height:1.5pt" o:hralign="center" o:hrstd="t" o:hr="t" fillcolor="#a0a0a0" stroked="f"/>
         </w:pict>
       </w:r>
     </w:p>
@@ -9156,7 +9156,7 @@
     <w:p>
       <w:r>
         <w:pict w14:anchorId="18870044">
-          <v:rect id="_x0000_i1725" style="width:0;height:1.5pt" o:hralign="center" o:hrstd="t" o:hr="t" fillcolor="#a0a0a0" stroked="f"/>
+          <v:rect id="_x0000_i1100" style="width:0;height:1.5pt" o:hralign="center" o:hrstd="t" o:hr="t" fillcolor="#a0a0a0" stroked="f"/>
         </w:pict>
       </w:r>
     </w:p>
@@ -9265,7 +9265,7 @@
     <w:p>
       <w:r>
         <w:pict w14:anchorId="0E21E8AE">
-          <v:rect id="_x0000_i1726" style="width:0;height:1.5pt" o:hralign="center" o:hrstd="t" o:hr="t" fillcolor="#a0a0a0" stroked="f"/>
+          <v:rect id="_x0000_i1101" style="width:0;height:1.5pt" o:hralign="center" o:hrstd="t" o:hr="t" fillcolor="#a0a0a0" stroked="f"/>
         </w:pict>
       </w:r>
     </w:p>
@@ -9297,7 +9297,7 @@
     <w:p>
       <w:r>
         <w:pict w14:anchorId="45E802A0">
-          <v:rect id="_x0000_i1727" style="width:0;height:1.5pt" o:hralign="center" o:hrstd="t" o:hr="t" fillcolor="#a0a0a0" stroked="f"/>
+          <v:rect id="_x0000_i1102" style="width:0;height:1.5pt" o:hralign="center" o:hrstd="t" o:hr="t" fillcolor="#a0a0a0" stroked="f"/>
         </w:pict>
       </w:r>
     </w:p>
@@ -9432,7 +9432,7 @@
     <w:p>
       <w:r>
         <w:pict w14:anchorId="70B97C6E">
-          <v:rect id="_x0000_i1728" style="width:0;height:1.5pt" o:hralign="center" o:hrstd="t" o:hr="t" fillcolor="#a0a0a0" stroked="f"/>
+          <v:rect id="_x0000_i1103" style="width:0;height:1.5pt" o:hralign="center" o:hrstd="t" o:hr="t" fillcolor="#a0a0a0" stroked="f"/>
         </w:pict>
       </w:r>
     </w:p>
@@ -9464,7 +9464,7 @@
     <w:p>
       <w:r>
         <w:pict w14:anchorId="16E76CAB">
-          <v:rect id="_x0000_i1729" style="width:0;height:1.5pt" o:hralign="center" o:hrstd="t" o:hr="t" fillcolor="#a0a0a0" stroked="f"/>
+          <v:rect id="_x0000_i1104" style="width:0;height:1.5pt" o:hralign="center" o:hrstd="t" o:hr="t" fillcolor="#a0a0a0" stroked="f"/>
         </w:pict>
       </w:r>
     </w:p>
@@ -9573,7 +9573,7 @@
     <w:p>
       <w:r>
         <w:pict w14:anchorId="47409464">
-          <v:rect id="_x0000_i1730" style="width:0;height:1.5pt" o:hralign="center" o:hrstd="t" o:hr="t" fillcolor="#a0a0a0" stroked="f"/>
+          <v:rect id="_x0000_i1105" style="width:0;height:1.5pt" o:hralign="center" o:hrstd="t" o:hr="t" fillcolor="#a0a0a0" stroked="f"/>
         </w:pict>
       </w:r>
     </w:p>
@@ -9605,7 +9605,7 @@
     <w:p>
       <w:r>
         <w:pict w14:anchorId="1389A9FB">
-          <v:rect id="_x0000_i1731" style="width:0;height:1.5pt" o:hralign="center" o:hrstd="t" o:hr="t" fillcolor="#a0a0a0" stroked="f"/>
+          <v:rect id="_x0000_i1106" style="width:0;height:1.5pt" o:hralign="center" o:hrstd="t" o:hr="t" fillcolor="#a0a0a0" stroked="f"/>
         </w:pict>
       </w:r>
     </w:p>
@@ -9746,7 +9746,7 @@
     <w:p>
       <w:r>
         <w:pict w14:anchorId="234ABA02">
-          <v:rect id="_x0000_i1732" style="width:0;height:1.5pt" o:hralign="center" o:hrstd="t" o:hr="t" fillcolor="#a0a0a0" stroked="f"/>
+          <v:rect id="_x0000_i1107" style="width:0;height:1.5pt" o:hralign="center" o:hrstd="t" o:hr="t" fillcolor="#a0a0a0" stroked="f"/>
         </w:pict>
       </w:r>
     </w:p>
@@ -9778,7 +9778,7 @@
     <w:p>
       <w:r>
         <w:pict w14:anchorId="04CE9E92">
-          <v:rect id="_x0000_i1733" style="width:0;height:1.5pt" o:hralign="center" o:hrstd="t" o:hr="t" fillcolor="#a0a0a0" stroked="f"/>
+          <v:rect id="_x0000_i1108" style="width:0;height:1.5pt" o:hralign="center" o:hrstd="t" o:hr="t" fillcolor="#a0a0a0" stroked="f"/>
         </w:pict>
       </w:r>
     </w:p>
@@ -9887,7 +9887,7 @@
     <w:p>
       <w:r>
         <w:pict w14:anchorId="05A5F13A">
-          <v:rect id="_x0000_i1734" style="width:0;height:1.5pt" o:hralign="center" o:hrstd="t" o:hr="t" fillcolor="#a0a0a0" stroked="f"/>
+          <v:rect id="_x0000_i1109" style="width:0;height:1.5pt" o:hralign="center" o:hrstd="t" o:hr="t" fillcolor="#a0a0a0" stroked="f"/>
         </w:pict>
       </w:r>
     </w:p>
@@ -9919,7 +9919,7 @@
     <w:p>
       <w:r>
         <w:pict w14:anchorId="4A23FBA9">
-          <v:rect id="_x0000_i1735" style="width:0;height:1.5pt" o:hralign="center" o:hrstd="t" o:hr="t" fillcolor="#a0a0a0" stroked="f"/>
+          <v:rect id="_x0000_i1110" style="width:0;height:1.5pt" o:hralign="center" o:hrstd="t" o:hr="t" fillcolor="#a0a0a0" stroked="f"/>
         </w:pict>
       </w:r>
     </w:p>
@@ -10016,7 +10016,7 @@
     <w:p>
       <w:r>
         <w:pict w14:anchorId="617A6812">
-          <v:rect id="_x0000_i1736" style="width:0;height:1.5pt" o:hralign="center" o:hrstd="t" o:hr="t" fillcolor="#a0a0a0" stroked="f"/>
+          <v:rect id="_x0000_i1111" style="width:0;height:1.5pt" o:hralign="center" o:hrstd="t" o:hr="t" fillcolor="#a0a0a0" stroked="f"/>
         </w:pict>
       </w:r>
     </w:p>
@@ -10048,7 +10048,7 @@
     <w:p>
       <w:r>
         <w:pict w14:anchorId="2FF76709">
-          <v:rect id="_x0000_i1737" style="width:0;height:1.5pt" o:hralign="center" o:hrstd="t" o:hr="t" fillcolor="#a0a0a0" stroked="f"/>
+          <v:rect id="_x0000_i1112" style="width:0;height:1.5pt" o:hralign="center" o:hrstd="t" o:hr="t" fillcolor="#a0a0a0" stroked="f"/>
         </w:pict>
       </w:r>
     </w:p>
@@ -10157,7 +10157,7 @@
     <w:p>
       <w:r>
         <w:pict w14:anchorId="41389EB5">
-          <v:rect id="_x0000_i1738" style="width:0;height:1.5pt" o:hralign="center" o:hrstd="t" o:hr="t" fillcolor="#a0a0a0" stroked="f"/>
+          <v:rect id="_x0000_i1113" style="width:0;height:1.5pt" o:hralign="center" o:hrstd="t" o:hr="t" fillcolor="#a0a0a0" stroked="f"/>
         </w:pict>
       </w:r>
     </w:p>
@@ -10189,7 +10189,7 @@
     <w:p>
       <w:r>
         <w:pict w14:anchorId="342D68CF">
-          <v:rect id="_x0000_i1739" style="width:0;height:1.5pt" o:hralign="center" o:hrstd="t" o:hr="t" fillcolor="#a0a0a0" stroked="f"/>
+          <v:rect id="_x0000_i1114" style="width:0;height:1.5pt" o:hralign="center" o:hrstd="t" o:hr="t" fillcolor="#a0a0a0" stroked="f"/>
         </w:pict>
       </w:r>
     </w:p>
@@ -10308,7 +10308,7 @@
     <w:p>
       <w:r>
         <w:pict w14:anchorId="4D1AABFC">
-          <v:rect id="_x0000_i1740" style="width:0;height:1.5pt" o:hralign="center" o:hrstd="t" o:hr="t" fillcolor="#a0a0a0" stroked="f"/>
+          <v:rect id="_x0000_i1115" style="width:0;height:1.5pt" o:hralign="center" o:hrstd="t" o:hr="t" fillcolor="#a0a0a0" stroked="f"/>
         </w:pict>
       </w:r>
     </w:p>
@@ -10340,7 +10340,7 @@
     <w:p>
       <w:r>
         <w:pict w14:anchorId="1344B3C6">
-          <v:rect id="_x0000_i1741" style="width:0;height:1.5pt" o:hralign="center" o:hrstd="t" o:hr="t" fillcolor="#a0a0a0" stroked="f"/>
+          <v:rect id="_x0000_i1116" style="width:0;height:1.5pt" o:hralign="center" o:hrstd="t" o:hr="t" fillcolor="#a0a0a0" stroked="f"/>
         </w:pict>
       </w:r>
     </w:p>
@@ -10461,7 +10461,7 @@
     <w:p>
       <w:r>
         <w:pict w14:anchorId="4DB16282">
-          <v:rect id="_x0000_i1742" style="width:0;height:1.5pt" o:hralign="center" o:hrstd="t" o:hr="t" fillcolor="#a0a0a0" stroked="f"/>
+          <v:rect id="_x0000_i1117" style="width:0;height:1.5pt" o:hralign="center" o:hrstd="t" o:hr="t" fillcolor="#a0a0a0" stroked="f"/>
         </w:pict>
       </w:r>
     </w:p>
@@ -10554,7 +10554,7 @@
     <w:p>
       <w:r>
         <w:pict w14:anchorId="291CFC2E">
-          <v:rect id="_x0000_i1743" style="width:0;height:1.5pt" o:hralign="center" o:hrstd="t" o:hr="t" fillcolor="#a0a0a0" stroked="f"/>
+          <v:rect id="_x0000_i1118" style="width:0;height:1.5pt" o:hralign="center" o:hrstd="t" o:hr="t" fillcolor="#a0a0a0" stroked="f"/>
         </w:pict>
       </w:r>
     </w:p>
@@ -10658,7 +10658,7 @@
     <w:p>
       <w:r>
         <w:pict w14:anchorId="58033A37">
-          <v:rect id="_x0000_i1744" style="width:0;height:1.5pt" o:hralign="center" o:hrstd="t" o:hr="t" fillcolor="#a0a0a0" stroked="f"/>
+          <v:rect id="_x0000_i1119" style="width:0;height:1.5pt" o:hralign="center" o:hrstd="t" o:hr="t" fillcolor="#a0a0a0" stroked="f"/>
         </w:pict>
       </w:r>
     </w:p>
@@ -10740,7 +10740,7 @@
     <w:p>
       <w:r>
         <w:pict w14:anchorId="0EDD3117">
-          <v:rect id="_x0000_i1745" style="width:0;height:1.5pt" o:hralign="center" o:hrstd="t" o:hr="t" fillcolor="#a0a0a0" stroked="f"/>
+          <v:rect id="_x0000_i1120" style="width:0;height:1.5pt" o:hralign="center" o:hrstd="t" o:hr="t" fillcolor="#a0a0a0" stroked="f"/>
         </w:pict>
       </w:r>
     </w:p>
@@ -10836,7 +10836,7 @@
     <w:p>
       <w:r>
         <w:pict w14:anchorId="44A6BDD3">
-          <v:rect id="_x0000_i2077" style="width:0;height:1.5pt" o:hralign="center" o:hrstd="t" o:hr="t" fillcolor="#a0a0a0" stroked="f"/>
+          <v:rect id="_x0000_i1121" style="width:0;height:1.5pt" o:hralign="center" o:hrstd="t" o:hr="t" fillcolor="#a0a0a0" stroked="f"/>
         </w:pict>
       </w:r>
     </w:p>
@@ -10966,7 +10966,7 @@
     <w:p>
       <w:r>
         <w:pict w14:anchorId="4BCD32B9">
-          <v:rect id="_x0000_i2078" style="width:0;height:1.5pt" o:hralign="center" o:hrstd="t" o:hr="t" fillcolor="#a0a0a0" stroked="f"/>
+          <v:rect id="_x0000_i1122" style="width:0;height:1.5pt" o:hralign="center" o:hrstd="t" o:hr="t" fillcolor="#a0a0a0" stroked="f"/>
         </w:pict>
       </w:r>
     </w:p>
@@ -11071,7 +11071,7 @@
     <w:p>
       <w:r>
         <w:pict w14:anchorId="1A1FD2B4">
-          <v:rect id="_x0000_i2079" style="width:0;height:1.5pt" o:hralign="center" o:hrstd="t" o:hr="t" fillcolor="#a0a0a0" stroked="f"/>
+          <v:rect id="_x0000_i1123" style="width:0;height:1.5pt" o:hralign="center" o:hrstd="t" o:hr="t" fillcolor="#a0a0a0" stroked="f"/>
         </w:pict>
       </w:r>
     </w:p>
@@ -11292,7 +11292,7 @@
     <w:p>
       <w:r>
         <w:pict w14:anchorId="51E301A8">
-          <v:rect id="_x0000_i2080" style="width:0;height:1.5pt" o:hralign="center" o:hrstd="t" o:hr="t" fillcolor="#a0a0a0" stroked="f"/>
+          <v:rect id="_x0000_i1124" style="width:0;height:1.5pt" o:hralign="center" o:hrstd="t" o:hr="t" fillcolor="#a0a0a0" stroked="f"/>
         </w:pict>
       </w:r>
     </w:p>
@@ -11319,7 +11319,7 @@
     <w:p>
       <w:r>
         <w:pict w14:anchorId="0CC361B3">
-          <v:rect id="_x0000_i2081" style="width:0;height:1.5pt" o:hralign="center" o:hrstd="t" o:hr="t" fillcolor="#a0a0a0" stroked="f"/>
+          <v:rect id="_x0000_i1125" style="width:0;height:1.5pt" o:hralign="center" o:hrstd="t" o:hr="t" fillcolor="#a0a0a0" stroked="f"/>
         </w:pict>
       </w:r>
     </w:p>
@@ -11403,7 +11403,7 @@
     <w:p>
       <w:r>
         <w:pict w14:anchorId="3E87D76F">
-          <v:rect id="_x0000_i2082" style="width:0;height:1.5pt" o:hralign="center" o:hrstd="t" o:hr="t" fillcolor="#a0a0a0" stroked="f"/>
+          <v:rect id="_x0000_i1126" style="width:0;height:1.5pt" o:hralign="center" o:hrstd="t" o:hr="t" fillcolor="#a0a0a0" stroked="f"/>
         </w:pict>
       </w:r>
     </w:p>
@@ -11430,7 +11430,7 @@
     <w:p>
       <w:r>
         <w:pict w14:anchorId="7C609B22">
-          <v:rect id="_x0000_i2083" style="width:0;height:1.5pt" o:hralign="center" o:hrstd="t" o:hr="t" fillcolor="#a0a0a0" stroked="f"/>
+          <v:rect id="_x0000_i1127" style="width:0;height:1.5pt" o:hralign="center" o:hrstd="t" o:hr="t" fillcolor="#a0a0a0" stroked="f"/>
         </w:pict>
       </w:r>
     </w:p>
@@ -11595,7 +11595,7 @@
     <w:p>
       <w:r>
         <w:pict w14:anchorId="212C5114">
-          <v:rect id="_x0000_i2084" style="width:0;height:1.5pt" o:hralign="center" o:hrstd="t" o:hr="t" fillcolor="#a0a0a0" stroked="f"/>
+          <v:rect id="_x0000_i1128" style="width:0;height:1.5pt" o:hralign="center" o:hrstd="t" o:hr="t" fillcolor="#a0a0a0" stroked="f"/>
         </w:pict>
       </w:r>
     </w:p>
@@ -11622,7 +11622,7 @@
     <w:p>
       <w:r>
         <w:pict w14:anchorId="3C2F2B22">
-          <v:rect id="_x0000_i2085" style="width:0;height:1.5pt" o:hralign="center" o:hrstd="t" o:hr="t" fillcolor="#a0a0a0" stroked="f"/>
+          <v:rect id="_x0000_i1129" style="width:0;height:1.5pt" o:hralign="center" o:hrstd="t" o:hr="t" fillcolor="#a0a0a0" stroked="f"/>
         </w:pict>
       </w:r>
     </w:p>
@@ -11768,7 +11768,7 @@
     <w:p>
       <w:r>
         <w:pict w14:anchorId="78967A09">
-          <v:rect id="_x0000_i2086" style="width:0;height:1.5pt" o:hralign="center" o:hrstd="t" o:hr="t" fillcolor="#a0a0a0" stroked="f"/>
+          <v:rect id="_x0000_i1130" style="width:0;height:1.5pt" o:hralign="center" o:hrstd="t" o:hr="t" fillcolor="#a0a0a0" stroked="f"/>
         </w:pict>
       </w:r>
     </w:p>
@@ -11795,7 +11795,7 @@
     <w:p>
       <w:r>
         <w:pict w14:anchorId="3FD49E6F">
-          <v:rect id="_x0000_i2087" style="width:0;height:1.5pt" o:hralign="center" o:hrstd="t" o:hr="t" fillcolor="#a0a0a0" stroked="f"/>
+          <v:rect id="_x0000_i1131" style="width:0;height:1.5pt" o:hralign="center" o:hrstd="t" o:hr="t" fillcolor="#a0a0a0" stroked="f"/>
         </w:pict>
       </w:r>
     </w:p>
@@ -11915,7 +11915,7 @@
     <w:p>
       <w:r>
         <w:pict w14:anchorId="5ACEE935">
-          <v:rect id="_x0000_i2088" style="width:0;height:1.5pt" o:hralign="center" o:hrstd="t" o:hr="t" fillcolor="#a0a0a0" stroked="f"/>
+          <v:rect id="_x0000_i1132" style="width:0;height:1.5pt" o:hralign="center" o:hrstd="t" o:hr="t" fillcolor="#a0a0a0" stroked="f"/>
         </w:pict>
       </w:r>
     </w:p>
@@ -11942,7 +11942,7 @@
     <w:p>
       <w:r>
         <w:pict w14:anchorId="4ED56AC6">
-          <v:rect id="_x0000_i2089" style="width:0;height:1.5pt" o:hralign="center" o:hrstd="t" o:hr="t" fillcolor="#a0a0a0" stroked="f"/>
+          <v:rect id="_x0000_i1133" style="width:0;height:1.5pt" o:hralign="center" o:hrstd="t" o:hr="t" fillcolor="#a0a0a0" stroked="f"/>
         </w:pict>
       </w:r>
     </w:p>
@@ -12061,7 +12061,7 @@
     <w:p>
       <w:r>
         <w:pict w14:anchorId="6C6E0392">
-          <v:rect id="_x0000_i2090" style="width:0;height:1.5pt" o:hralign="center" o:hrstd="t" o:hr="t" fillcolor="#a0a0a0" stroked="f"/>
+          <v:rect id="_x0000_i1134" style="width:0;height:1.5pt" o:hralign="center" o:hrstd="t" o:hr="t" fillcolor="#a0a0a0" stroked="f"/>
         </w:pict>
       </w:r>
     </w:p>
@@ -12088,7 +12088,7 @@
     <w:p>
       <w:r>
         <w:pict w14:anchorId="538BE97B">
-          <v:rect id="_x0000_i2091" style="width:0;height:1.5pt" o:hralign="center" o:hrstd="t" o:hr="t" fillcolor="#a0a0a0" stroked="f"/>
+          <v:rect id="_x0000_i1135" style="width:0;height:1.5pt" o:hralign="center" o:hrstd="t" o:hr="t" fillcolor="#a0a0a0" stroked="f"/>
         </w:pict>
       </w:r>
     </w:p>
@@ -12199,7 +12199,7 @@
     <w:p>
       <w:r>
         <w:pict w14:anchorId="3988EDD3">
-          <v:rect id="_x0000_i2092" style="width:0;height:1.5pt" o:hralign="center" o:hrstd="t" o:hr="t" fillcolor="#a0a0a0" stroked="f"/>
+          <v:rect id="_x0000_i1136" style="width:0;height:1.5pt" o:hralign="center" o:hrstd="t" o:hr="t" fillcolor="#a0a0a0" stroked="f"/>
         </w:pict>
       </w:r>
     </w:p>
@@ -12226,7 +12226,7 @@
     <w:p>
       <w:r>
         <w:pict w14:anchorId="55187ED5">
-          <v:rect id="_x0000_i2093" style="width:0;height:1.5pt" o:hralign="center" o:hrstd="t" o:hr="t" fillcolor="#a0a0a0" stroked="f"/>
+          <v:rect id="_x0000_i1137" style="width:0;height:1.5pt" o:hralign="center" o:hrstd="t" o:hr="t" fillcolor="#a0a0a0" stroked="f"/>
         </w:pict>
       </w:r>
     </w:p>
@@ -12378,7 +12378,7 @@
     <w:p>
       <w:r>
         <w:pict w14:anchorId="27C6A0A6">
-          <v:rect id="_x0000_i2094" style="width:0;height:1.5pt" o:hralign="center" o:hrstd="t" o:hr="t" fillcolor="#a0a0a0" stroked="f"/>
+          <v:rect id="_x0000_i1138" style="width:0;height:1.5pt" o:hralign="center" o:hrstd="t" o:hr="t" fillcolor="#a0a0a0" stroked="f"/>
         </w:pict>
       </w:r>
     </w:p>
@@ -12406,7 +12406,7 @@
       <w:r>
         <w:lastRenderedPageBreak/>
         <w:pict w14:anchorId="0A0DD008">
-          <v:rect id="_x0000_i2095" style="width:0;height:1.5pt" o:hralign="center" o:hrstd="t" o:hr="t" fillcolor="#a0a0a0" stroked="f"/>
+          <v:rect id="_x0000_i1139" style="width:0;height:1.5pt" o:hralign="center" o:hrstd="t" o:hr="t" fillcolor="#a0a0a0" stroked="f"/>
         </w:pict>
       </w:r>
     </w:p>
@@ -12503,7 +12503,7 @@
     <w:p>
       <w:r>
         <w:pict w14:anchorId="4EF28092">
-          <v:rect id="_x0000_i2096" style="width:0;height:1.5pt" o:hralign="center" o:hrstd="t" o:hr="t" fillcolor="#a0a0a0" stroked="f"/>
+          <v:rect id="_x0000_i1140" style="width:0;height:1.5pt" o:hralign="center" o:hrstd="t" o:hr="t" fillcolor="#a0a0a0" stroked="f"/>
         </w:pict>
       </w:r>
     </w:p>
@@ -12530,7 +12530,7 @@
     <w:p>
       <w:r>
         <w:pict w14:anchorId="483B4DAF">
-          <v:rect id="_x0000_i2097" style="width:0;height:1.5pt" o:hralign="center" o:hrstd="t" o:hr="t" fillcolor="#a0a0a0" stroked="f"/>
+          <v:rect id="_x0000_i1141" style="width:0;height:1.5pt" o:hralign="center" o:hrstd="t" o:hr="t" fillcolor="#a0a0a0" stroked="f"/>
         </w:pict>
       </w:r>
     </w:p>
@@ -12671,7 +12671,7 @@
     <w:p>
       <w:r>
         <w:pict w14:anchorId="26201AF4">
-          <v:rect id="_x0000_i2098" style="width:0;height:1.5pt" o:hralign="center" o:hrstd="t" o:hr="t" fillcolor="#a0a0a0" stroked="f"/>
+          <v:rect id="_x0000_i1142" style="width:0;height:1.5pt" o:hralign="center" o:hrstd="t" o:hr="t" fillcolor="#a0a0a0" stroked="f"/>
         </w:pict>
       </w:r>
     </w:p>
@@ -12699,7 +12699,7 @@
     <w:p>
       <w:r>
         <w:pict w14:anchorId="38B6B717">
-          <v:rect id="_x0000_i2099" style="width:0;height:1.5pt" o:hralign="center" o:hrstd="t" o:hr="t" fillcolor="#a0a0a0" stroked="f"/>
+          <v:rect id="_x0000_i1143" style="width:0;height:1.5pt" o:hralign="center" o:hrstd="t" o:hr="t" fillcolor="#a0a0a0" stroked="f"/>
         </w:pict>
       </w:r>
     </w:p>
@@ -12785,7 +12785,7 @@
     <w:p>
       <w:r>
         <w:pict w14:anchorId="549ACCE3">
-          <v:rect id="_x0000_i2100" style="width:0;height:1.5pt" o:hralign="center" o:hrstd="t" o:hr="t" fillcolor="#a0a0a0" stroked="f"/>
+          <v:rect id="_x0000_i1144" style="width:0;height:1.5pt" o:hralign="center" o:hrstd="t" o:hr="t" fillcolor="#a0a0a0" stroked="f"/>
         </w:pict>
       </w:r>
     </w:p>
@@ -12812,7 +12812,7 @@
     <w:p>
       <w:r>
         <w:pict w14:anchorId="51B31102">
-          <v:rect id="_x0000_i2101" style="width:0;height:1.5pt" o:hralign="center" o:hrstd="t" o:hr="t" fillcolor="#a0a0a0" stroked="f"/>
+          <v:rect id="_x0000_i1145" style="width:0;height:1.5pt" o:hralign="center" o:hrstd="t" o:hr="t" fillcolor="#a0a0a0" stroked="f"/>
         </w:pict>
       </w:r>
     </w:p>
@@ -12920,7 +12920,7 @@
     <w:p>
       <w:r>
         <w:pict w14:anchorId="5DA04CD2">
-          <v:rect id="_x0000_i2102" style="width:0;height:1.5pt" o:hralign="center" o:hrstd="t" o:hr="t" fillcolor="#a0a0a0" stroked="f"/>
+          <v:rect id="_x0000_i1146" style="width:0;height:1.5pt" o:hralign="center" o:hrstd="t" o:hr="t" fillcolor="#a0a0a0" stroked="f"/>
         </w:pict>
       </w:r>
     </w:p>
@@ -12947,7 +12947,7 @@
     <w:p>
       <w:r>
         <w:pict w14:anchorId="69AFFEFC">
-          <v:rect id="_x0000_i2103" style="width:0;height:1.5pt" o:hralign="center" o:hrstd="t" o:hr="t" fillcolor="#a0a0a0" stroked="f"/>
+          <v:rect id="_x0000_i1147" style="width:0;height:1.5pt" o:hralign="center" o:hrstd="t" o:hr="t" fillcolor="#a0a0a0" stroked="f"/>
         </w:pict>
       </w:r>
     </w:p>
@@ -13029,7 +13029,7 @@
     <w:p>
       <w:r>
         <w:pict w14:anchorId="1FD5FC90">
-          <v:rect id="_x0000_i2104" style="width:0;height:1.5pt" o:hralign="center" o:hrstd="t" o:hr="t" fillcolor="#a0a0a0" stroked="f"/>
+          <v:rect id="_x0000_i1148" style="width:0;height:1.5pt" o:hralign="center" o:hrstd="t" o:hr="t" fillcolor="#a0a0a0" stroked="f"/>
         </w:pict>
       </w:r>
     </w:p>
@@ -13056,7 +13056,7 @@
     <w:p>
       <w:r>
         <w:pict w14:anchorId="6F46F32E">
-          <v:rect id="_x0000_i2105" style="width:0;height:1.5pt" o:hralign="center" o:hrstd="t" o:hr="t" fillcolor="#a0a0a0" stroked="f"/>
+          <v:rect id="_x0000_i1149" style="width:0;height:1.5pt" o:hralign="center" o:hrstd="t" o:hr="t" fillcolor="#a0a0a0" stroked="f"/>
         </w:pict>
       </w:r>
     </w:p>
@@ -13132,7 +13132,7 @@
     <w:p>
       <w:r>
         <w:pict w14:anchorId="0FEC27DF">
-          <v:rect id="_x0000_i2106" style="width:0;height:1.5pt" o:hralign="center" o:hrstd="t" o:hr="t" fillcolor="#a0a0a0" stroked="f"/>
+          <v:rect id="_x0000_i1150" style="width:0;height:1.5pt" o:hralign="center" o:hrstd="t" o:hr="t" fillcolor="#a0a0a0" stroked="f"/>
         </w:pict>
       </w:r>
     </w:p>
@@ -13214,7 +13214,7 @@
     <w:p>
       <w:r>
         <w:pict w14:anchorId="71C248BC">
-          <v:rect id="_x0000_i2107" style="width:0;height:1.5pt" o:hralign="center" o:hrstd="t" o:hr="t" fillcolor="#a0a0a0" stroked="f"/>
+          <v:rect id="_x0000_i1151" style="width:0;height:1.5pt" o:hralign="center" o:hrstd="t" o:hr="t" fillcolor="#a0a0a0" stroked="f"/>
         </w:pict>
       </w:r>
     </w:p>
@@ -13242,7 +13242,7 @@
     <w:p>
       <w:r>
         <w:pict w14:anchorId="456D5360">
-          <v:rect id="_x0000_i2108" style="width:0;height:1.5pt" o:hralign="center" o:hrstd="t" o:hr="t" fillcolor="#a0a0a0" stroked="f"/>
+          <v:rect id="_x0000_i1152" style="width:0;height:1.5pt" o:hralign="center" o:hrstd="t" o:hr="t" fillcolor="#a0a0a0" stroked="f"/>
         </w:pict>
       </w:r>
     </w:p>
@@ -13334,7 +13334,7 @@
     <w:p>
       <w:r>
         <w:pict w14:anchorId="0E24661D">
-          <v:rect id="_x0000_i2109" style="width:0;height:1.5pt" o:hralign="center" o:hrstd="t" o:hr="t" fillcolor="#a0a0a0" stroked="f"/>
+          <v:rect id="_x0000_i1153" style="width:0;height:1.5pt" o:hralign="center" o:hrstd="t" o:hr="t" fillcolor="#a0a0a0" stroked="f"/>
         </w:pict>
       </w:r>
     </w:p>
@@ -13361,7 +13361,7 @@
     <w:p>
       <w:r>
         <w:pict w14:anchorId="256E3104">
-          <v:rect id="_x0000_i2110" style="width:0;height:1.5pt" o:hralign="center" o:hrstd="t" o:hr="t" fillcolor="#a0a0a0" stroked="f"/>
+          <v:rect id="_x0000_i1154" style="width:0;height:1.5pt" o:hralign="center" o:hrstd="t" o:hr="t" fillcolor="#a0a0a0" stroked="f"/>
         </w:pict>
       </w:r>
     </w:p>
@@ -13480,7 +13480,7 @@
     <w:p>
       <w:r>
         <w:pict w14:anchorId="0F5B2F10">
-          <v:rect id="_x0000_i2111" style="width:0;height:1.5pt" o:hralign="center" o:hrstd="t" o:hr="t" fillcolor="#a0a0a0" stroked="f"/>
+          <v:rect id="_x0000_i1155" style="width:0;height:1.5pt" o:hralign="center" o:hrstd="t" o:hr="t" fillcolor="#a0a0a0" stroked="f"/>
         </w:pict>
       </w:r>
     </w:p>
@@ -13508,7 +13508,7 @@
       <w:r>
         <w:lastRenderedPageBreak/>
         <w:pict w14:anchorId="38292CAA">
-          <v:rect id="_x0000_i2112" style="width:0;height:1.5pt" o:hralign="center" o:hrstd="t" o:hr="t" fillcolor="#a0a0a0" stroked="f"/>
+          <v:rect id="_x0000_i1156" style="width:0;height:1.5pt" o:hralign="center" o:hrstd="t" o:hr="t" fillcolor="#a0a0a0" stroked="f"/>
         </w:pict>
       </w:r>
     </w:p>
@@ -13605,7 +13605,7 @@
     <w:p>
       <w:r>
         <w:pict w14:anchorId="1EA343E9">
-          <v:rect id="_x0000_i2113" style="width:0;height:1.5pt" o:hralign="center" o:hrstd="t" o:hr="t" fillcolor="#a0a0a0" stroked="f"/>
+          <v:rect id="_x0000_i1157" style="width:0;height:1.5pt" o:hralign="center" o:hrstd="t" o:hr="t" fillcolor="#a0a0a0" stroked="f"/>
         </w:pict>
       </w:r>
     </w:p>
@@ -13632,7 +13632,7 @@
     <w:p>
       <w:r>
         <w:pict w14:anchorId="7871066D">
-          <v:rect id="_x0000_i2114" style="width:0;height:1.5pt" o:hralign="center" o:hrstd="t" o:hr="t" fillcolor="#a0a0a0" stroked="f"/>
+          <v:rect id="_x0000_i1158" style="width:0;height:1.5pt" o:hralign="center" o:hrstd="t" o:hr="t" fillcolor="#a0a0a0" stroked="f"/>
         </w:pict>
       </w:r>
     </w:p>
@@ -13729,7 +13729,7 @@
     <w:p>
       <w:r>
         <w:pict w14:anchorId="23107A10">
-          <v:rect id="_x0000_i2115" style="width:0;height:1.5pt" o:hralign="center" o:hrstd="t" o:hr="t" fillcolor="#a0a0a0" stroked="f"/>
+          <v:rect id="_x0000_i1159" style="width:0;height:1.5pt" o:hralign="center" o:hrstd="t" o:hr="t" fillcolor="#a0a0a0" stroked="f"/>
         </w:pict>
       </w:r>
     </w:p>
@@ -13756,7 +13756,7 @@
     <w:p>
       <w:r>
         <w:pict w14:anchorId="4A277208">
-          <v:rect id="_x0000_i2116" style="width:0;height:1.5pt" o:hralign="center" o:hrstd="t" o:hr="t" fillcolor="#a0a0a0" stroked="f"/>
+          <v:rect id="_x0000_i1160" style="width:0;height:1.5pt" o:hralign="center" o:hrstd="t" o:hr="t" fillcolor="#a0a0a0" stroked="f"/>
         </w:pict>
       </w:r>
     </w:p>
@@ -13843,7 +13843,7 @@
     <w:p>
       <w:r>
         <w:pict w14:anchorId="664E7BEA">
-          <v:rect id="_x0000_i2117" style="width:0;height:1.5pt" o:hralign="center" o:hrstd="t" o:hr="t" fillcolor="#a0a0a0" stroked="f"/>
+          <v:rect id="_x0000_i1161" style="width:0;height:1.5pt" o:hralign="center" o:hrstd="t" o:hr="t" fillcolor="#a0a0a0" stroked="f"/>
         </w:pict>
       </w:r>
     </w:p>
@@ -13870,7 +13870,7 @@
     <w:p>
       <w:r>
         <w:pict w14:anchorId="6BF4A622">
-          <v:rect id="_x0000_i2118" style="width:0;height:1.5pt" o:hralign="center" o:hrstd="t" o:hr="t" fillcolor="#a0a0a0" stroked="f"/>
+          <v:rect id="_x0000_i1162" style="width:0;height:1.5pt" o:hralign="center" o:hrstd="t" o:hr="t" fillcolor="#a0a0a0" stroked="f"/>
         </w:pict>
       </w:r>
     </w:p>
@@ -13951,7 +13951,7 @@
     <w:p>
       <w:r>
         <w:pict w14:anchorId="2396564C">
-          <v:rect id="_x0000_i2119" style="width:0;height:1.5pt" o:hralign="center" o:hrstd="t" o:hr="t" fillcolor="#a0a0a0" stroked="f"/>
+          <v:rect id="_x0000_i1163" style="width:0;height:1.5pt" o:hralign="center" o:hrstd="t" o:hr="t" fillcolor="#a0a0a0" stroked="f"/>
         </w:pict>
       </w:r>
     </w:p>
@@ -13978,7 +13978,7 @@
     <w:p>
       <w:r>
         <w:pict w14:anchorId="59796378">
-          <v:rect id="_x0000_i2120" style="width:0;height:1.5pt" o:hralign="center" o:hrstd="t" o:hr="t" fillcolor="#a0a0a0" stroked="f"/>
+          <v:rect id="_x0000_i1164" style="width:0;height:1.5pt" o:hralign="center" o:hrstd="t" o:hr="t" fillcolor="#a0a0a0" stroked="f"/>
         </w:pict>
       </w:r>
     </w:p>
@@ -14076,7 +14076,7 @@
     <w:p>
       <w:r>
         <w:pict w14:anchorId="20E9E5D6">
-          <v:rect id="_x0000_i2121" style="width:0;height:1.5pt" o:hralign="center" o:hrstd="t" o:hr="t" fillcolor="#a0a0a0" stroked="f"/>
+          <v:rect id="_x0000_i1165" style="width:0;height:1.5pt" o:hralign="center" o:hrstd="t" o:hr="t" fillcolor="#a0a0a0" stroked="f"/>
         </w:pict>
       </w:r>
     </w:p>
@@ -14103,7 +14103,7 @@
     <w:p>
       <w:r>
         <w:pict w14:anchorId="48230428">
-          <v:rect id="_x0000_i2122" style="width:0;height:1.5pt" o:hralign="center" o:hrstd="t" o:hr="t" fillcolor="#a0a0a0" stroked="f"/>
+          <v:rect id="_x0000_i1166" style="width:0;height:1.5pt" o:hralign="center" o:hrstd="t" o:hr="t" fillcolor="#a0a0a0" stroked="f"/>
         </w:pict>
       </w:r>
     </w:p>
@@ -14223,7 +14223,7 @@
     <w:p>
       <w:r>
         <w:pict w14:anchorId="02633BF7">
-          <v:rect id="_x0000_i2123" style="width:0;height:1.5pt" o:hralign="center" o:hrstd="t" o:hr="t" fillcolor="#a0a0a0" stroked="f"/>
+          <v:rect id="_x0000_i1167" style="width:0;height:1.5pt" o:hralign="center" o:hrstd="t" o:hr="t" fillcolor="#a0a0a0" stroked="f"/>
         </w:pict>
       </w:r>
     </w:p>
@@ -14246,6 +14246,364 @@
       <w:r>
         <w:t>The NeoBank360 User Guide provides complete instructions for both Customers and Administrators. The system enables secure banking operations including account management, transactions, budgeting, bill payments, rewards, loan management, analytics, and administrative monitoring through a modern and user-friendly interface.</w:t>
       </w:r>
+    </w:p>
+    <w:p/>
+    <w:p>
+      <w:pPr>
+        <w:rPr>
+          <w:rFonts w:ascii="Segoe UI Emoji" w:hAnsi="Segoe UI Emoji" w:cs="Segoe UI Emoji"/>
+        </w:rPr>
+      </w:pPr>
+      <w:r>
+        <w:rPr>
+          <w:rFonts w:ascii="Segoe UI Emoji" w:hAnsi="Segoe UI Emoji" w:cs="Segoe UI Emoji"/>
+        </w:rPr>
+        <w:t>📈</w:t>
+      </w:r>
+      <w:r>
+        <w:rPr>
+          <w:rFonts w:ascii="Segoe UI Emoji" w:hAnsi="Segoe UI Emoji" w:cs="Segoe UI Emoji"/>
+        </w:rPr>
+        <w:t xml:space="preserve">   </w:t>
+      </w:r>
+      <w:r>
+        <w:rPr>
+          <w:rFonts w:ascii="Segoe UI Emoji" w:hAnsi="Segoe UI Emoji" w:cs="Segoe UI Emoji"/>
+        </w:rPr>
+        <w:t xml:space="preserve">💡 </w:t>
+      </w:r>
+      <w:r>
+        <w:rPr>
+          <w:rFonts w:ascii="Segoe UI Emoji" w:hAnsi="Segoe UI Emoji" w:cs="Segoe UI Emoji"/>
+        </w:rPr>
+        <w:t xml:space="preserve">  </w:t>
+      </w:r>
+      <w:r>
+        <w:rPr>
+          <w:rFonts w:ascii="Segoe UI Emoji" w:hAnsi="Segoe UI Emoji" w:cs="Segoe UI Emoji"/>
+        </w:rPr>
+        <w:t>🧠</w:t>
+      </w:r>
+      <w:r>
+        <w:rPr>
+          <w:rFonts w:ascii="Segoe UI Emoji" w:hAnsi="Segoe UI Emoji" w:cs="Segoe UI Emoji"/>
+        </w:rPr>
+        <w:t xml:space="preserve">   </w:t>
+      </w:r>
+      <w:r>
+        <w:rPr>
+          <w:rFonts w:ascii="Segoe UI Emoji" w:hAnsi="Segoe UI Emoji" w:cs="Segoe UI Emoji"/>
+        </w:rPr>
+        <w:t>🏅</w:t>
+      </w:r>
+      <w:r>
+        <w:rPr>
+          <w:rFonts w:ascii="Segoe UI Emoji" w:hAnsi="Segoe UI Emoji" w:cs="Segoe UI Emoji"/>
+        </w:rPr>
+        <w:t xml:space="preserve">   </w:t>
+      </w:r>
+      <w:r>
+        <w:rPr>
+          <w:rFonts w:ascii="Segoe UI Emoji" w:hAnsi="Segoe UI Emoji" w:cs="Segoe UI Emoji"/>
+        </w:rPr>
+        <w:t>🎁</w:t>
+      </w:r>
+      <w:r>
+        <w:rPr>
+          <w:rFonts w:ascii="Segoe UI Emoji" w:hAnsi="Segoe UI Emoji" w:cs="Segoe UI Emoji"/>
+        </w:rPr>
+        <w:t xml:space="preserve">   </w:t>
+      </w:r>
+      <w:r>
+        <w:rPr>
+          <w:rFonts w:ascii="Segoe UI Emoji" w:hAnsi="Segoe UI Emoji" w:cs="Segoe UI Emoji"/>
+        </w:rPr>
+        <w:t>📝</w:t>
+      </w:r>
+      <w:r>
+        <w:rPr>
+          <w:rFonts w:ascii="Segoe UI Emoji" w:hAnsi="Segoe UI Emoji" w:cs="Segoe UI Emoji"/>
+        </w:rPr>
+        <w:t xml:space="preserve">   </w:t>
+      </w:r>
+      <w:r>
+        <w:rPr>
+          <w:rFonts w:ascii="Segoe UI Emoji" w:hAnsi="Segoe UI Emoji" w:cs="Segoe UI Emoji"/>
+        </w:rPr>
+        <w:t>💳</w:t>
+      </w:r>
+      <w:r>
+        <w:rPr>
+          <w:rFonts w:ascii="Segoe UI Emoji" w:hAnsi="Segoe UI Emoji" w:cs="Segoe UI Emoji"/>
+        </w:rPr>
+        <w:t xml:space="preserve">   </w:t>
+      </w:r>
+      <w:r>
+        <w:rPr>
+          <w:rFonts w:ascii="Segoe UI Emoji" w:hAnsi="Segoe UI Emoji" w:cs="Segoe UI Emoji"/>
+        </w:rPr>
+        <w:t>💰</w:t>
+      </w:r>
+      <w:r>
+        <w:rPr>
+          <w:rFonts w:ascii="Segoe UI Emoji" w:hAnsi="Segoe UI Emoji" w:cs="Segoe UI Emoji"/>
+        </w:rPr>
+        <w:t xml:space="preserve">   </w:t>
+      </w:r>
+      <w:r>
+        <w:rPr>
+          <w:rFonts w:ascii="Segoe UI Emoji" w:hAnsi="Segoe UI Emoji" w:cs="Segoe UI Emoji"/>
+        </w:rPr>
+        <w:t>🏦</w:t>
+      </w:r>
+      <w:r>
+        <w:rPr>
+          <w:rFonts w:ascii="Segoe UI Emoji" w:hAnsi="Segoe UI Emoji" w:cs="Segoe UI Emoji"/>
+        </w:rPr>
+        <w:t xml:space="preserve">   </w:t>
+      </w:r>
+      <w:r>
+        <w:rPr>
+          <w:rFonts w:ascii="Segoe UI Emoji" w:hAnsi="Segoe UI Emoji" w:cs="Segoe UI Emoji"/>
+        </w:rPr>
+        <w:t>📉</w:t>
+      </w:r>
+      <w:r>
+        <w:rPr>
+          <w:rFonts w:ascii="Segoe UI Emoji" w:hAnsi="Segoe UI Emoji" w:cs="Segoe UI Emoji"/>
+        </w:rPr>
+        <w:t xml:space="preserve">  </w:t>
+      </w:r>
+      <w:r>
+        <w:rPr>
+          <w:rFonts w:ascii="Segoe UI Emoji" w:hAnsi="Segoe UI Emoji" w:cs="Segoe UI Emoji"/>
+        </w:rPr>
+        <w:t>🧮</w:t>
+      </w:r>
+      <w:r>
+        <w:rPr>
+          <w:rFonts w:ascii="Segoe UI Emoji" w:hAnsi="Segoe UI Emoji" w:cs="Segoe UI Emoji"/>
+        </w:rPr>
+        <w:t xml:space="preserve">    </w:t>
+      </w:r>
+      <w:r>
+        <w:rPr>
+          <w:rFonts w:ascii="Segoe UI Emoji" w:hAnsi="Segoe UI Emoji" w:cs="Segoe UI Emoji"/>
+        </w:rPr>
+        <w:t>👥</w:t>
+      </w:r>
+      <w:r>
+        <w:rPr>
+          <w:rFonts w:ascii="Segoe UI Emoji" w:hAnsi="Segoe UI Emoji" w:cs="Segoe UI Emoji"/>
+        </w:rPr>
+        <w:t xml:space="preserve">   </w:t>
+      </w:r>
+      <w:r>
+        <w:rPr>
+          <w:rFonts w:ascii="Segoe UI Emoji" w:hAnsi="Segoe UI Emoji" w:cs="Segoe UI Emoji"/>
+        </w:rPr>
+        <w:t>✅</w:t>
+      </w:r>
+      <w:r>
+        <w:rPr>
+          <w:rFonts w:ascii="Segoe UI Emoji" w:hAnsi="Segoe UI Emoji" w:cs="Segoe UI Emoji"/>
+        </w:rPr>
+        <w:t xml:space="preserve">    </w:t>
+      </w:r>
+      <w:r>
+        <w:rPr>
+          <w:rFonts w:ascii="Segoe UI Emoji" w:hAnsi="Segoe UI Emoji" w:cs="Segoe UI Emoji"/>
+        </w:rPr>
+        <w:t>☑️</w:t>
+      </w:r>
+      <w:r>
+        <w:rPr>
+          <w:rFonts w:ascii="Segoe UI Emoji" w:hAnsi="Segoe UI Emoji" w:cs="Segoe UI Emoji"/>
+        </w:rPr>
+        <w:t xml:space="preserve">    </w:t>
+      </w:r>
+      <w:r>
+        <w:rPr>
+          <w:rFonts w:ascii="Segoe UI Emoji" w:hAnsi="Segoe UI Emoji" w:cs="Segoe UI Emoji"/>
+        </w:rPr>
+        <w:t>✔️</w:t>
+      </w:r>
+      <w:r>
+        <w:rPr>
+          <w:rFonts w:ascii="Segoe UI Emoji" w:hAnsi="Segoe UI Emoji" w:cs="Segoe UI Emoji"/>
+        </w:rPr>
+        <w:t xml:space="preserve">  </w:t>
+      </w:r>
+      <w:r>
+        <w:rPr>
+          <w:rFonts w:ascii="Segoe UI Emoji" w:hAnsi="Segoe UI Emoji" w:cs="Segoe UI Emoji"/>
+        </w:rPr>
+        <w:t>📝</w:t>
+      </w:r>
+      <w:r>
+        <w:rPr>
+          <w:rFonts w:ascii="Segoe UI Emoji" w:hAnsi="Segoe UI Emoji" w:cs="Segoe UI Emoji"/>
+        </w:rPr>
+        <w:t xml:space="preserve">  </w:t>
+      </w:r>
+      <w:r>
+        <w:rPr>
+          <w:rFonts w:ascii="Segoe UI Emoji" w:hAnsi="Segoe UI Emoji" w:cs="Segoe UI Emoji"/>
+        </w:rPr>
+        <w:t>🩺</w:t>
+      </w:r>
+      <w:r>
+        <w:rPr>
+          <w:rFonts w:ascii="Segoe UI Emoji" w:hAnsi="Segoe UI Emoji" w:cs="Segoe UI Emoji"/>
+        </w:rPr>
+        <w:t xml:space="preserve">   </w:t>
+      </w:r>
+      <w:r>
+        <w:rPr>
+          <w:rFonts w:ascii="Segoe UI Emoji" w:hAnsi="Segoe UI Emoji" w:cs="Segoe UI Emoji"/>
+        </w:rPr>
+        <w:t>🛡️</w:t>
+      </w:r>
+      <w:r>
+        <w:rPr>
+          <w:rFonts w:ascii="Segoe UI Emoji" w:hAnsi="Segoe UI Emoji" w:cs="Segoe UI Emoji"/>
+        </w:rPr>
+        <w:t xml:space="preserve">  </w:t>
+      </w:r>
+      <w:r>
+        <w:rPr>
+          <w:rFonts w:ascii="Segoe UI Emoji" w:hAnsi="Segoe UI Emoji" w:cs="Segoe UI Emoji"/>
+        </w:rPr>
+        <w:t>💚</w:t>
+      </w:r>
+    </w:p>
+    <w:p>
+      <w:pPr>
+        <w:rPr>
+          <w:rFonts w:ascii="Segoe UI Emoji" w:hAnsi="Segoe UI Emoji" w:cs="Segoe UI Emoji"/>
+        </w:rPr>
+      </w:pPr>
+    </w:p>
+    <w:p>
+      <w:pPr>
+        <w:rPr>
+          <w:rFonts w:ascii="Segoe UI Emoji" w:hAnsi="Segoe UI Emoji" w:cs="Segoe UI Emoji"/>
+        </w:rPr>
+      </w:pPr>
+    </w:p>
+    <w:p>
+      <w:pPr>
+        <w:rPr>
+          <w:rFonts w:ascii="Segoe UI Emoji" w:hAnsi="Segoe UI Emoji" w:cs="Segoe UI Emoji"/>
+        </w:rPr>
+      </w:pPr>
+    </w:p>
+    <w:p>
+      <w:pPr>
+        <w:rPr>
+          <w:rFonts w:ascii="Segoe UI Emoji" w:hAnsi="Segoe UI Emoji" w:cs="Segoe UI Emoji"/>
+        </w:rPr>
+      </w:pPr>
+    </w:p>
+    <w:p>
+      <w:pPr>
+        <w:rPr>
+          <w:rFonts w:ascii="Segoe UI Emoji" w:hAnsi="Segoe UI Emoji" w:cs="Segoe UI Emoji"/>
+        </w:rPr>
+      </w:pPr>
+    </w:p>
+    <w:p>
+      <w:pPr>
+        <w:rPr>
+          <w:rFonts w:ascii="Segoe UI Emoji" w:hAnsi="Segoe UI Emoji" w:cs="Segoe UI Emoji"/>
+        </w:rPr>
+      </w:pPr>
+      <w:r>
+        <w:rPr>
+          <w:rFonts w:ascii="Segoe UI Emoji" w:hAnsi="Segoe UI Emoji" w:cs="Segoe UI Emoji"/>
+        </w:rPr>
+        <w:t xml:space="preserve"> </w:t>
+      </w:r>
+    </w:p>
+    <w:p>
+      <w:pPr>
+        <w:rPr>
+          <w:rFonts w:ascii="Segoe UI Emoji" w:hAnsi="Segoe UI Emoji" w:cs="Segoe UI Emoji"/>
+        </w:rPr>
+      </w:pPr>
+    </w:p>
+    <w:p>
+      <w:pPr>
+        <w:rPr>
+          <w:rFonts w:ascii="Segoe UI Emoji" w:hAnsi="Segoe UI Emoji" w:cs="Segoe UI Emoji"/>
+        </w:rPr>
+      </w:pPr>
+      <w:r>
+        <w:rPr>
+          <w:rFonts w:ascii="Segoe UI Emoji" w:hAnsi="Segoe UI Emoji" w:cs="Segoe UI Emoji"/>
+        </w:rPr>
+        <w:t xml:space="preserve"> </w:t>
+      </w:r>
+    </w:p>
+    <w:p>
+      <w:pPr>
+        <w:rPr>
+          <w:rFonts w:ascii="Segoe UI Emoji" w:hAnsi="Segoe UI Emoji" w:cs="Segoe UI Emoji"/>
+        </w:rPr>
+      </w:pPr>
+      <w:r>
+        <w:rPr>
+          <w:rFonts w:ascii="Segoe UI Emoji" w:hAnsi="Segoe UI Emoji" w:cs="Segoe UI Emoji"/>
+        </w:rPr>
+        <w:t xml:space="preserve">  </w:t>
+      </w:r>
+    </w:p>
+    <w:p>
+      <w:pPr>
+        <w:rPr>
+          <w:rFonts w:ascii="Segoe UI Emoji" w:hAnsi="Segoe UI Emoji" w:cs="Segoe UI Emoji"/>
+        </w:rPr>
+      </w:pPr>
+    </w:p>
+    <w:p>
+      <w:pPr>
+        <w:rPr>
+          <w:rFonts w:ascii="Segoe UI Emoji" w:hAnsi="Segoe UI Emoji" w:cs="Segoe UI Emoji"/>
+        </w:rPr>
+      </w:pPr>
+      <w:r>
+        <w:rPr>
+          <w:rFonts w:ascii="Segoe UI Emoji" w:hAnsi="Segoe UI Emoji" w:cs="Segoe UI Emoji"/>
+        </w:rPr>
+        <w:t xml:space="preserve"> </w:t>
+      </w:r>
+    </w:p>
+    <w:p>
+      <w:pPr>
+        <w:rPr>
+          <w:rFonts w:ascii="Segoe UI Emoji" w:hAnsi="Segoe UI Emoji" w:cs="Segoe UI Emoji"/>
+        </w:rPr>
+      </w:pPr>
+      <w:r>
+        <w:rPr>
+          <w:rFonts w:ascii="Segoe UI Emoji" w:hAnsi="Segoe UI Emoji" w:cs="Segoe UI Emoji"/>
+        </w:rPr>
+        <w:t xml:space="preserve">  </w:t>
+      </w:r>
+    </w:p>
+    <w:p>
+      <w:pPr>
+        <w:rPr>
+          <w:rFonts w:ascii="Segoe UI Emoji" w:hAnsi="Segoe UI Emoji" w:cs="Segoe UI Emoji"/>
+        </w:rPr>
+      </w:pPr>
+    </w:p>
+    <w:p>
+      <w:pPr>
+        <w:rPr>
+          <w:rFonts w:ascii="Segoe UI Emoji" w:hAnsi="Segoe UI Emoji" w:cs="Segoe UI Emoji"/>
+        </w:rPr>
+      </w:pPr>
     </w:p>
     <w:p/>
     <w:p/>
@@ -38229,6 +38587,36 @@
       <w:spacing w:val="5"/>
     </w:rPr>
   </w:style>
+  <w:style w:type="paragraph" w:styleId="HTMLPreformatted">
+    <w:name w:val="HTML Preformatted"/>
+    <w:basedOn w:val="Normal"/>
+    <w:link w:val="HTMLPreformattedChar"/>
+    <w:uiPriority w:val="99"/>
+    <w:semiHidden/>
+    <w:unhideWhenUsed/>
+    <w:rsid w:val="00342319"/>
+    <w:pPr>
+      <w:spacing w:after="0" w:line="240" w:lineRule="auto"/>
+    </w:pPr>
+    <w:rPr>
+      <w:rFonts w:ascii="Consolas" w:hAnsi="Consolas"/>
+      <w:sz w:val="20"/>
+      <w:szCs w:val="20"/>
+    </w:rPr>
+  </w:style>
+  <w:style w:type="character" w:customStyle="1" w:styleId="HTMLPreformattedChar">
+    <w:name w:val="HTML Preformatted Char"/>
+    <w:basedOn w:val="DefaultParagraphFont"/>
+    <w:link w:val="HTMLPreformatted"/>
+    <w:uiPriority w:val="99"/>
+    <w:semiHidden/>
+    <w:rsid w:val="00342319"/>
+    <w:rPr>
+      <w:rFonts w:ascii="Consolas" w:hAnsi="Consolas"/>
+      <w:sz w:val="20"/>
+      <w:szCs w:val="20"/>
+    </w:rPr>
+  </w:style>
 </w:styles>
 </file>
 
